--- a/Assignment1/Assignment1_Solution.docx
+++ b/Assignment1/Assignment1_Solution.docx
@@ -126,12 +126,6 @@
         <w:gridCol w:w="3600"/>
       </w:tblGrid>
       <w:tr>
-        <w:tblPrEx>
-          <w:tblCellMar>
-            <w:top w:w="0" w:type="dxa"/>
-            <w:bottom w:w="0" w:type="dxa"/>
-          </w:tblCellMar>
-        </w:tblPrEx>
         <w:tc>
           <w:tcPr>
             <w:tcW w:w="2400" w:type="dxa"/>
@@ -191,12 +185,6 @@
         </w:tc>
       </w:tr>
       <w:tr>
-        <w:tblPrEx>
-          <w:tblCellMar>
-            <w:top w:w="0" w:type="dxa"/>
-            <w:bottom w:w="0" w:type="dxa"/>
-          </w:tblCellMar>
-        </w:tblPrEx>
         <w:tc>
           <w:tcPr>
             <w:tcW w:w="2400" w:type="dxa"/>
@@ -256,12 +244,6 @@
         </w:tc>
       </w:tr>
       <w:tr>
-        <w:tblPrEx>
-          <w:tblCellMar>
-            <w:top w:w="0" w:type="dxa"/>
-            <w:bottom w:w="0" w:type="dxa"/>
-          </w:tblCellMar>
-        </w:tblPrEx>
         <w:tc>
           <w:tcPr>
             <w:tcW w:w="2400" w:type="dxa"/>
@@ -321,12 +303,6 @@
         </w:tc>
       </w:tr>
       <w:tr>
-        <w:tblPrEx>
-          <w:tblCellMar>
-            <w:top w:w="0" w:type="dxa"/>
-            <w:bottom w:w="0" w:type="dxa"/>
-          </w:tblCellMar>
-        </w:tblPrEx>
         <w:tc>
           <w:tcPr>
             <w:tcW w:w="2400" w:type="dxa"/>
@@ -398,12 +374,6 @@
         </w:tc>
       </w:tr>
       <w:tr>
-        <w:tblPrEx>
-          <w:tblCellMar>
-            <w:top w:w="0" w:type="dxa"/>
-            <w:bottom w:w="0" w:type="dxa"/>
-          </w:tblCellMar>
-        </w:tblPrEx>
         <w:tc>
           <w:tcPr>
             <w:tcW w:w="2400" w:type="dxa"/>
@@ -538,10 +508,7 @@
         <w:t>Gradient Boosting Classifier</w:t>
       </w:r>
       <w:r>
-        <w:t xml:space="preserve"> wa</w:t>
-      </w:r>
-      <w:r>
-        <w:t xml:space="preserve">s designed and trained using Python's </w:t>
+        <w:t xml:space="preserve"> was designed and trained using Python's </w:t>
       </w:r>
       <w:proofErr w:type="spellStart"/>
       <w:r>
@@ -567,13 +534,7 @@
         <w:t>97.6%</w:t>
       </w:r>
       <w:r>
-        <w:t xml:space="preserve"> on the unseen</w:t>
-      </w:r>
-      <w:r>
-        <w:t xml:space="preserve"> test set, with a precision and recall above 0.97 for attack detection, demonstrating strong practical viability as an intelligent augmentation layer on top of traditional NIDS solutions. The tool correctly flagged the vast majority of attack traffic while</w:t>
-      </w:r>
-      <w:r>
-        <w:t xml:space="preserve"> maintaining a low false positive rate, making it operationally suitable for deployment in enterprise environments.</w:t>
+        <w:t xml:space="preserve"> on the unseen test set, with a precision and recall above 0.97 for attack detection, demonstrating strong practical viability as an intelligent augmentation layer on top of traditional NIDS solutions. The tool correctly flagged the vast majority of attack traffic while maintaining a low false positive rate, making it operationally suitable for deployment in enterprise environments.</w:t>
       </w:r>
     </w:p>
     <w:p>
@@ -598,13 +559,7 @@
         <w:jc w:val="both"/>
       </w:pPr>
       <w:r>
-        <w:t>Modern enterprise networks are subjected to a relentless stream of cyber thre</w:t>
-      </w:r>
-      <w:r>
-        <w:t>ats. According to industry reports, the average time to detect a network intrusion exceeds 200 days, during which attackers can exfiltrate data, install persistent backdoors, or disrupt critical operations. Traditional signature-based intrusion detection s</w:t>
-      </w:r>
-      <w:r>
-        <w:t>ystems (IDS) have a fundamental limitation: they can only identify attacks they have seen before. They are blind to zero-day exploits, obfuscated payloads, and novel attack patterns.</w:t>
+        <w:t>Modern enterprise networks are subjected to a relentless stream of cyber threats. According to industry reports, the average time to detect a network intrusion exceeds 200 days, during which attackers can exfiltrate data, install persistent backdoors, or disrupt critical operations. Traditional signature-based intrusion detection systems (IDS) have a fundamental limitation: they can only identify attacks they have seen before. They are blind to zero-day exploits, obfuscated payloads, and novel attack patterns.</w:t>
       </w:r>
     </w:p>
     <w:p>
@@ -618,10 +573,7 @@
       </w:r>
       <w:proofErr w:type="spellEnd"/>
       <w:r>
-        <w:t xml:space="preserve"> Corp currently relies on a combination of perimeter firewalls a</w:t>
-      </w:r>
-      <w:r>
-        <w:t xml:space="preserve">nd a legacy signature-based IDS. While effective against known threats, the CISO has identified a critical gap in detecting sophisticated, multi-stage attacks. The mandate is clear: develop a </w:t>
+        <w:t xml:space="preserve"> Corp currently relies on a combination of perimeter firewalls and a legacy signature-based IDS. While effective against known threats, the CISO has identified a critical gap in detecting sophisticated, multi-stage attacks. The mandate is clear: develop a </w:t>
       </w:r>
       <w:r>
         <w:rPr>
@@ -631,10 +583,7 @@
         <w:t>proof-of-concept ML-based classifier</w:t>
       </w:r>
       <w:r>
-        <w:t xml:space="preserve"> that learns patterns from h</w:t>
-      </w:r>
-      <w:r>
-        <w:t xml:space="preserve">istorical traffic data and can generalize to detect unseen malicious </w:t>
+        <w:t xml:space="preserve"> that learns patterns from historical traffic data and can generalize to detect unseen malicious </w:t>
       </w:r>
       <w:proofErr w:type="spellStart"/>
       <w:r>
@@ -676,10 +625,7 @@
         <w:spacing w:before="60" w:after="60"/>
       </w:pPr>
       <w:r>
-        <w:t>Achieve recall &gt; 0.95 for attack classes to minimize misse</w:t>
-      </w:r>
-      <w:r>
-        <w:t>d detections (false negatives).</w:t>
+        <w:t>Achieve recall &gt; 0.95 for attack classes to minimize missed detections (false negatives).</w:t>
       </w:r>
     </w:p>
     <w:p>
@@ -728,13 +674,7 @@
         <w:rPr>
           <w:color w:val="2E75B6"/>
         </w:rPr>
-        <w:t>https://www.unb.ca/cic/datase</w:t>
-      </w:r>
-      <w:r>
-        <w:rPr>
-          <w:color w:val="2E75B6"/>
-        </w:rPr>
-        <w:t>ts/ids-2017.html</w:t>
+        <w:t>https://www.unb.ca/cic/datasets/ids-2017.html</w:t>
       </w:r>
     </w:p>
     <w:p>
@@ -743,10 +683,7 @@
         <w:jc w:val="both"/>
       </w:pPr>
       <w:r>
-        <w:t>The CIC-IDS2017 dataset was selected because it was generated under controlled but realistic lab conditions by the Canadian Institute for Cybersecurity and has become a gold standard benchmark for IDS research. The dataset captures raw net</w:t>
-      </w:r>
-      <w:r>
-        <w:t xml:space="preserve">work packets over a five-day period, encompassing both benign background traffic and seven distinct attack categories. This directly mirrors the threat landscape faced by organizations such as </w:t>
+        <w:t xml:space="preserve">The CIC-IDS2017 dataset was selected because it was generated under controlled but realistic lab conditions by the Canadian Institute for Cybersecurity and has become a gold standard benchmark for IDS research. The dataset captures raw network packets over a five-day period, encompassing both benign background traffic and seven distinct attack categories. This directly mirrors the threat landscape faced by organizations such as </w:t>
       </w:r>
       <w:proofErr w:type="spellStart"/>
       <w:r>
@@ -771,10 +708,7 @@
       </w:pPr>
       <w:r>
         <w:lastRenderedPageBreak/>
-        <w:t xml:space="preserve">2.1 Dataset Overview &amp; Scenario </w:t>
-      </w:r>
-      <w:r>
-        <w:t>Justification</w:t>
+        <w:t>2.1 Dataset Overview &amp; Scenario Justification</w:t>
       </w:r>
     </w:p>
     <w:p>
@@ -830,12 +764,6 @@
         <w:gridCol w:w="4560"/>
       </w:tblGrid>
       <w:tr>
-        <w:tblPrEx>
-          <w:tblCellMar>
-            <w:top w:w="0" w:type="dxa"/>
-            <w:bottom w:w="0" w:type="dxa"/>
-          </w:tblCellMar>
-        </w:tblPrEx>
         <w:trPr>
           <w:tblHeader/>
         </w:trPr>
@@ -901,8 +829,31 @@
                 <w:sz w:val="20"/>
                 <w:szCs w:val="20"/>
               </w:rPr>
-              <w:t>Sample Coun</w:t>
-            </w:r>
+              <w:t>Sample Count</w:t>
+            </w:r>
+          </w:p>
+        </w:tc>
+        <w:tc>
+          <w:tcPr>
+            <w:tcW w:w="4560" w:type="dxa"/>
+            <w:tcBorders>
+              <w:top w:val="single" w:sz="1" w:space="0" w:color="CCCCCC"/>
+              <w:left w:val="single" w:sz="1" w:space="0" w:color="CCCCCC"/>
+              <w:bottom w:val="single" w:sz="1" w:space="0" w:color="CCCCCC"/>
+              <w:right w:val="single" w:sz="1" w:space="0" w:color="CCCCCC"/>
+            </w:tcBorders>
+            <w:shd w:val="clear" w:color="auto" w:fill="1F5C8B"/>
+            <w:tcMar>
+              <w:top w:w="80" w:type="dxa"/>
+              <w:left w:w="120" w:type="dxa"/>
+              <w:bottom w:w="80" w:type="dxa"/>
+              <w:right w:w="120" w:type="dxa"/>
+            </w:tcMar>
+          </w:tcPr>
+          <w:p>
+            <w:pPr>
+              <w:jc w:val="center"/>
+            </w:pPr>
             <w:r>
               <w:rPr>
                 <w:b/>
@@ -911,20 +862,51 @@
                 <w:sz w:val="20"/>
                 <w:szCs w:val="20"/>
               </w:rPr>
-              <w:t>t</w:t>
-            </w:r>
-          </w:p>
-        </w:tc>
-        <w:tc>
-          <w:tcPr>
-            <w:tcW w:w="4560" w:type="dxa"/>
-            <w:tcBorders>
-              <w:top w:val="single" w:sz="1" w:space="0" w:color="CCCCCC"/>
-              <w:left w:val="single" w:sz="1" w:space="0" w:color="CCCCCC"/>
-              <w:bottom w:val="single" w:sz="1" w:space="0" w:color="CCCCCC"/>
-              <w:right w:val="single" w:sz="1" w:space="0" w:color="CCCCCC"/>
-            </w:tcBorders>
-            <w:shd w:val="clear" w:color="auto" w:fill="1F5C8B"/>
+              <w:t>Real-World Scenario</w:t>
+            </w:r>
+          </w:p>
+        </w:tc>
+      </w:tr>
+      <w:tr>
+        <w:tc>
+          <w:tcPr>
+            <w:tcW w:w="2800" w:type="dxa"/>
+            <w:tcBorders>
+              <w:top w:val="single" w:sz="1" w:space="0" w:color="CCCCCC"/>
+              <w:left w:val="single" w:sz="1" w:space="0" w:color="CCCCCC"/>
+              <w:bottom w:val="single" w:sz="1" w:space="0" w:color="CCCCCC"/>
+              <w:right w:val="single" w:sz="1" w:space="0" w:color="CCCCCC"/>
+            </w:tcBorders>
+            <w:shd w:val="clear" w:color="auto" w:fill="EBF3FA"/>
+            <w:tcMar>
+              <w:top w:w="80" w:type="dxa"/>
+              <w:left w:w="120" w:type="dxa"/>
+              <w:bottom w:w="80" w:type="dxa"/>
+              <w:right w:w="120" w:type="dxa"/>
+            </w:tcMar>
+          </w:tcPr>
+          <w:p>
+            <w:r>
+              <w:rPr>
+                <w:b/>
+                <w:bCs/>
+                <w:sz w:val="20"/>
+                <w:szCs w:val="20"/>
+              </w:rPr>
+              <w:t>BENIGN</w:t>
+            </w:r>
+          </w:p>
+        </w:tc>
+        <w:tc>
+          <w:tcPr>
+            <w:tcW w:w="2000" w:type="dxa"/>
+            <w:tcBorders>
+              <w:top w:val="single" w:sz="1" w:space="0" w:color="CCCCCC"/>
+              <w:left w:val="single" w:sz="1" w:space="0" w:color="CCCCCC"/>
+              <w:bottom w:val="single" w:sz="1" w:space="0" w:color="CCCCCC"/>
+              <w:right w:val="single" w:sz="1" w:space="0" w:color="CCCCCC"/>
+            </w:tcBorders>
+            <w:shd w:val="clear" w:color="auto" w:fill="EBF3FA"/>
             <w:tcMar>
               <w:top w:w="80" w:type="dxa"/>
               <w:left w:w="120" w:type="dxa"/>
@@ -938,24 +920,42 @@
             </w:pPr>
             <w:r>
               <w:rPr>
-                <w:b/>
-                <w:bCs/>
-                <w:color w:val="FFFFFF"/>
-                <w:sz w:val="20"/>
-                <w:szCs w:val="20"/>
-              </w:rPr>
-              <w:t>Real-World Scenario</w:t>
+                <w:sz w:val="20"/>
+                <w:szCs w:val="20"/>
+              </w:rPr>
+              <w:t>67,343</w:t>
+            </w:r>
+          </w:p>
+        </w:tc>
+        <w:tc>
+          <w:tcPr>
+            <w:tcW w:w="4560" w:type="dxa"/>
+            <w:tcBorders>
+              <w:top w:val="single" w:sz="1" w:space="0" w:color="CCCCCC"/>
+              <w:left w:val="single" w:sz="1" w:space="0" w:color="CCCCCC"/>
+              <w:bottom w:val="single" w:sz="1" w:space="0" w:color="CCCCCC"/>
+              <w:right w:val="single" w:sz="1" w:space="0" w:color="CCCCCC"/>
+            </w:tcBorders>
+            <w:shd w:val="clear" w:color="auto" w:fill="EBF3FA"/>
+            <w:tcMar>
+              <w:top w:w="80" w:type="dxa"/>
+              <w:left w:w="120" w:type="dxa"/>
+              <w:bottom w:w="80" w:type="dxa"/>
+              <w:right w:w="120" w:type="dxa"/>
+            </w:tcMar>
+          </w:tcPr>
+          <w:p>
+            <w:r>
+              <w:rPr>
+                <w:sz w:val="20"/>
+                <w:szCs w:val="20"/>
+              </w:rPr>
+              <w:t>Normal baseline traffic</w:t>
             </w:r>
           </w:p>
         </w:tc>
       </w:tr>
       <w:tr>
-        <w:tblPrEx>
-          <w:tblCellMar>
-            <w:top w:w="0" w:type="dxa"/>
-            <w:bottom w:w="0" w:type="dxa"/>
-          </w:tblCellMar>
-        </w:tblPrEx>
         <w:tc>
           <w:tcPr>
             <w:tcW w:w="2800" w:type="dxa"/>
@@ -965,23 +965,21 @@
               <w:bottom w:val="single" w:sz="1" w:space="0" w:color="CCCCCC"/>
               <w:right w:val="single" w:sz="1" w:space="0" w:color="CCCCCC"/>
             </w:tcBorders>
-            <w:shd w:val="clear" w:color="auto" w:fill="EBF3FA"/>
-            <w:tcMar>
-              <w:top w:w="80" w:type="dxa"/>
-              <w:left w:w="120" w:type="dxa"/>
-              <w:bottom w:w="80" w:type="dxa"/>
-              <w:right w:w="120" w:type="dxa"/>
-            </w:tcMar>
-          </w:tcPr>
-          <w:p>
-            <w:r>
-              <w:rPr>
-                <w:b/>
-                <w:bCs/>
-                <w:sz w:val="20"/>
-                <w:szCs w:val="20"/>
-              </w:rPr>
-              <w:t>BENIGN</w:t>
+            <w:shd w:val="clear" w:color="auto" w:fill="FFFFFF"/>
+            <w:tcMar>
+              <w:top w:w="80" w:type="dxa"/>
+              <w:left w:w="120" w:type="dxa"/>
+              <w:bottom w:w="80" w:type="dxa"/>
+              <w:right w:w="120" w:type="dxa"/>
+            </w:tcMar>
+          </w:tcPr>
+          <w:p>
+            <w:r>
+              <w:rPr>
+                <w:sz w:val="20"/>
+                <w:szCs w:val="20"/>
+              </w:rPr>
+              <w:t>DoS / DDoS</w:t>
             </w:r>
           </w:p>
         </w:tc>
@@ -994,7 +992,7 @@
               <w:bottom w:val="single" w:sz="1" w:space="0" w:color="CCCCCC"/>
               <w:right w:val="single" w:sz="1" w:space="0" w:color="CCCCCC"/>
             </w:tcBorders>
-            <w:shd w:val="clear" w:color="auto" w:fill="EBF3FA"/>
+            <w:shd w:val="clear" w:color="auto" w:fill="FFFFFF"/>
             <w:tcMar>
               <w:top w:w="80" w:type="dxa"/>
               <w:left w:w="120" w:type="dxa"/>
@@ -1011,7 +1009,7 @@
                 <w:sz w:val="20"/>
                 <w:szCs w:val="20"/>
               </w:rPr>
-              <w:t>67,343</w:t>
+              <w:t>28,110</w:t>
             </w:r>
           </w:p>
         </w:tc>
@@ -1024,32 +1022,26 @@
               <w:bottom w:val="single" w:sz="1" w:space="0" w:color="CCCCCC"/>
               <w:right w:val="single" w:sz="1" w:space="0" w:color="CCCCCC"/>
             </w:tcBorders>
-            <w:shd w:val="clear" w:color="auto" w:fill="EBF3FA"/>
-            <w:tcMar>
-              <w:top w:w="80" w:type="dxa"/>
-              <w:left w:w="120" w:type="dxa"/>
-              <w:bottom w:w="80" w:type="dxa"/>
-              <w:right w:w="120" w:type="dxa"/>
-            </w:tcMar>
-          </w:tcPr>
-          <w:p>
-            <w:r>
-              <w:rPr>
-                <w:sz w:val="20"/>
-                <w:szCs w:val="20"/>
-              </w:rPr>
-              <w:t>Normal baseline traffic</w:t>
+            <w:shd w:val="clear" w:color="auto" w:fill="FFFFFF"/>
+            <w:tcMar>
+              <w:top w:w="80" w:type="dxa"/>
+              <w:left w:w="120" w:type="dxa"/>
+              <w:bottom w:w="80" w:type="dxa"/>
+              <w:right w:w="120" w:type="dxa"/>
+            </w:tcMar>
+          </w:tcPr>
+          <w:p>
+            <w:r>
+              <w:rPr>
+                <w:sz w:val="20"/>
+                <w:szCs w:val="20"/>
+              </w:rPr>
+              <w:t>Flood-based denial-of-service</w:t>
             </w:r>
           </w:p>
         </w:tc>
       </w:tr>
       <w:tr>
-        <w:tblPrEx>
-          <w:tblCellMar>
-            <w:top w:w="0" w:type="dxa"/>
-            <w:bottom w:w="0" w:type="dxa"/>
-          </w:tblCellMar>
-        </w:tblPrEx>
         <w:tc>
           <w:tcPr>
             <w:tcW w:w="2800" w:type="dxa"/>
@@ -1059,22 +1051,24 @@
               <w:bottom w:val="single" w:sz="1" w:space="0" w:color="CCCCCC"/>
               <w:right w:val="single" w:sz="1" w:space="0" w:color="CCCCCC"/>
             </w:tcBorders>
-            <w:shd w:val="clear" w:color="auto" w:fill="FFFFFF"/>
-            <w:tcMar>
-              <w:top w:w="80" w:type="dxa"/>
-              <w:left w:w="120" w:type="dxa"/>
-              <w:bottom w:w="80" w:type="dxa"/>
-              <w:right w:w="120" w:type="dxa"/>
-            </w:tcMar>
-          </w:tcPr>
-          <w:p>
-            <w:r>
-              <w:rPr>
-                <w:sz w:val="20"/>
-                <w:szCs w:val="20"/>
-              </w:rPr>
-              <w:t>DoS / DDoS</w:t>
-            </w:r>
+            <w:shd w:val="clear" w:color="auto" w:fill="EBF3FA"/>
+            <w:tcMar>
+              <w:top w:w="80" w:type="dxa"/>
+              <w:left w:w="120" w:type="dxa"/>
+              <w:bottom w:w="80" w:type="dxa"/>
+              <w:right w:w="120" w:type="dxa"/>
+            </w:tcMar>
+          </w:tcPr>
+          <w:p>
+            <w:proofErr w:type="spellStart"/>
+            <w:r>
+              <w:rPr>
+                <w:sz w:val="20"/>
+                <w:szCs w:val="20"/>
+              </w:rPr>
+              <w:t>PortScan</w:t>
+            </w:r>
+            <w:proofErr w:type="spellEnd"/>
           </w:p>
         </w:tc>
         <w:tc>
@@ -1086,7 +1080,7 @@
               <w:bottom w:val="single" w:sz="1" w:space="0" w:color="CCCCCC"/>
               <w:right w:val="single" w:sz="1" w:space="0" w:color="CCCCCC"/>
             </w:tcBorders>
-            <w:shd w:val="clear" w:color="auto" w:fill="FFFFFF"/>
+            <w:shd w:val="clear" w:color="auto" w:fill="EBF3FA"/>
             <w:tcMar>
               <w:top w:w="80" w:type="dxa"/>
               <w:left w:w="120" w:type="dxa"/>
@@ -1103,7 +1097,7 @@
                 <w:sz w:val="20"/>
                 <w:szCs w:val="20"/>
               </w:rPr>
-              <w:t>28,110</w:t>
+              <w:t>15,890</w:t>
             </w:r>
           </w:p>
         </w:tc>
@@ -1116,32 +1110,26 @@
               <w:bottom w:val="single" w:sz="1" w:space="0" w:color="CCCCCC"/>
               <w:right w:val="single" w:sz="1" w:space="0" w:color="CCCCCC"/>
             </w:tcBorders>
-            <w:shd w:val="clear" w:color="auto" w:fill="FFFFFF"/>
-            <w:tcMar>
-              <w:top w:w="80" w:type="dxa"/>
-              <w:left w:w="120" w:type="dxa"/>
-              <w:bottom w:w="80" w:type="dxa"/>
-              <w:right w:w="120" w:type="dxa"/>
-            </w:tcMar>
-          </w:tcPr>
-          <w:p>
-            <w:r>
-              <w:rPr>
-                <w:sz w:val="20"/>
-                <w:szCs w:val="20"/>
-              </w:rPr>
-              <w:t>Flood-based denial-of-service</w:t>
+            <w:shd w:val="clear" w:color="auto" w:fill="EBF3FA"/>
+            <w:tcMar>
+              <w:top w:w="80" w:type="dxa"/>
+              <w:left w:w="120" w:type="dxa"/>
+              <w:bottom w:w="80" w:type="dxa"/>
+              <w:right w:w="120" w:type="dxa"/>
+            </w:tcMar>
+          </w:tcPr>
+          <w:p>
+            <w:r>
+              <w:rPr>
+                <w:sz w:val="20"/>
+                <w:szCs w:val="20"/>
+              </w:rPr>
+              <w:t>Reconnaissance / scanning activity</w:t>
             </w:r>
           </w:p>
         </w:tc>
       </w:tr>
       <w:tr>
-        <w:tblPrEx>
-          <w:tblCellMar>
-            <w:top w:w="0" w:type="dxa"/>
-            <w:bottom w:w="0" w:type="dxa"/>
-          </w:tblCellMar>
-        </w:tblPrEx>
         <w:tc>
           <w:tcPr>
             <w:tcW w:w="2800" w:type="dxa"/>
@@ -1151,24 +1139,22 @@
               <w:bottom w:val="single" w:sz="1" w:space="0" w:color="CCCCCC"/>
               <w:right w:val="single" w:sz="1" w:space="0" w:color="CCCCCC"/>
             </w:tcBorders>
-            <w:shd w:val="clear" w:color="auto" w:fill="EBF3FA"/>
-            <w:tcMar>
-              <w:top w:w="80" w:type="dxa"/>
-              <w:left w:w="120" w:type="dxa"/>
-              <w:bottom w:w="80" w:type="dxa"/>
-              <w:right w:w="120" w:type="dxa"/>
-            </w:tcMar>
-          </w:tcPr>
-          <w:p>
-            <w:proofErr w:type="spellStart"/>
-            <w:r>
-              <w:rPr>
-                <w:sz w:val="20"/>
-                <w:szCs w:val="20"/>
-              </w:rPr>
-              <w:t>PortScan</w:t>
-            </w:r>
-            <w:proofErr w:type="spellEnd"/>
+            <w:shd w:val="clear" w:color="auto" w:fill="FFFFFF"/>
+            <w:tcMar>
+              <w:top w:w="80" w:type="dxa"/>
+              <w:left w:w="120" w:type="dxa"/>
+              <w:bottom w:w="80" w:type="dxa"/>
+              <w:right w:w="120" w:type="dxa"/>
+            </w:tcMar>
+          </w:tcPr>
+          <w:p>
+            <w:r>
+              <w:rPr>
+                <w:sz w:val="20"/>
+                <w:szCs w:val="20"/>
+              </w:rPr>
+              <w:t>Brute Force</w:t>
+            </w:r>
           </w:p>
         </w:tc>
         <w:tc>
@@ -1180,7 +1166,7 @@
               <w:bottom w:val="single" w:sz="1" w:space="0" w:color="CCCCCC"/>
               <w:right w:val="single" w:sz="1" w:space="0" w:color="CCCCCC"/>
             </w:tcBorders>
-            <w:shd w:val="clear" w:color="auto" w:fill="EBF3FA"/>
+            <w:shd w:val="clear" w:color="auto" w:fill="FFFFFF"/>
             <w:tcMar>
               <w:top w:w="80" w:type="dxa"/>
               <w:left w:w="120" w:type="dxa"/>
@@ -1197,7 +1183,7 @@
                 <w:sz w:val="20"/>
                 <w:szCs w:val="20"/>
               </w:rPr>
-              <w:t>15,890</w:t>
+              <w:t>7,938</w:t>
             </w:r>
           </w:p>
         </w:tc>
@@ -1210,32 +1196,26 @@
               <w:bottom w:val="single" w:sz="1" w:space="0" w:color="CCCCCC"/>
               <w:right w:val="single" w:sz="1" w:space="0" w:color="CCCCCC"/>
             </w:tcBorders>
-            <w:shd w:val="clear" w:color="auto" w:fill="EBF3FA"/>
-            <w:tcMar>
-              <w:top w:w="80" w:type="dxa"/>
-              <w:left w:w="120" w:type="dxa"/>
-              <w:bottom w:w="80" w:type="dxa"/>
-              <w:right w:w="120" w:type="dxa"/>
-            </w:tcMar>
-          </w:tcPr>
-          <w:p>
-            <w:r>
-              <w:rPr>
-                <w:sz w:val="20"/>
-                <w:szCs w:val="20"/>
-              </w:rPr>
-              <w:t>Reconnaissance / scanning activity</w:t>
+            <w:shd w:val="clear" w:color="auto" w:fill="FFFFFF"/>
+            <w:tcMar>
+              <w:top w:w="80" w:type="dxa"/>
+              <w:left w:w="120" w:type="dxa"/>
+              <w:bottom w:w="80" w:type="dxa"/>
+              <w:right w:w="120" w:type="dxa"/>
+            </w:tcMar>
+          </w:tcPr>
+          <w:p>
+            <w:r>
+              <w:rPr>
+                <w:sz w:val="20"/>
+                <w:szCs w:val="20"/>
+              </w:rPr>
+              <w:t>Credential stuffing on SSH / FTP</w:t>
             </w:r>
           </w:p>
         </w:tc>
       </w:tr>
       <w:tr>
-        <w:tblPrEx>
-          <w:tblCellMar>
-            <w:top w:w="0" w:type="dxa"/>
-            <w:bottom w:w="0" w:type="dxa"/>
-          </w:tblCellMar>
-        </w:tblPrEx>
         <w:tc>
           <w:tcPr>
             <w:tcW w:w="2800" w:type="dxa"/>
@@ -1245,21 +1225,21 @@
               <w:bottom w:val="single" w:sz="1" w:space="0" w:color="CCCCCC"/>
               <w:right w:val="single" w:sz="1" w:space="0" w:color="CCCCCC"/>
             </w:tcBorders>
-            <w:shd w:val="clear" w:color="auto" w:fill="FFFFFF"/>
-            <w:tcMar>
-              <w:top w:w="80" w:type="dxa"/>
-              <w:left w:w="120" w:type="dxa"/>
-              <w:bottom w:w="80" w:type="dxa"/>
-              <w:right w:w="120" w:type="dxa"/>
-            </w:tcMar>
-          </w:tcPr>
-          <w:p>
-            <w:r>
-              <w:rPr>
-                <w:sz w:val="20"/>
-                <w:szCs w:val="20"/>
-              </w:rPr>
-              <w:t>Brute Force</w:t>
+            <w:shd w:val="clear" w:color="auto" w:fill="EBF3FA"/>
+            <w:tcMar>
+              <w:top w:w="80" w:type="dxa"/>
+              <w:left w:w="120" w:type="dxa"/>
+              <w:bottom w:w="80" w:type="dxa"/>
+              <w:right w:w="120" w:type="dxa"/>
+            </w:tcMar>
+          </w:tcPr>
+          <w:p>
+            <w:r>
+              <w:rPr>
+                <w:sz w:val="20"/>
+                <w:szCs w:val="20"/>
+              </w:rPr>
+              <w:t>Web Attacks</w:t>
             </w:r>
           </w:p>
         </w:tc>
@@ -1272,7 +1252,7 @@
               <w:bottom w:val="single" w:sz="1" w:space="0" w:color="CCCCCC"/>
               <w:right w:val="single" w:sz="1" w:space="0" w:color="CCCCCC"/>
             </w:tcBorders>
-            <w:shd w:val="clear" w:color="auto" w:fill="FFFFFF"/>
+            <w:shd w:val="clear" w:color="auto" w:fill="EBF3FA"/>
             <w:tcMar>
               <w:top w:w="80" w:type="dxa"/>
               <w:left w:w="120" w:type="dxa"/>
@@ -1289,7 +1269,7 @@
                 <w:sz w:val="20"/>
                 <w:szCs w:val="20"/>
               </w:rPr>
-              <w:t>7,938</w:t>
+              <w:t>2,180</w:t>
             </w:r>
           </w:p>
         </w:tc>
@@ -1302,124 +1282,26 @@
               <w:bottom w:val="single" w:sz="1" w:space="0" w:color="CCCCCC"/>
               <w:right w:val="single" w:sz="1" w:space="0" w:color="CCCCCC"/>
             </w:tcBorders>
-            <w:shd w:val="clear" w:color="auto" w:fill="FFFFFF"/>
-            <w:tcMar>
-              <w:top w:w="80" w:type="dxa"/>
-              <w:left w:w="120" w:type="dxa"/>
-              <w:bottom w:w="80" w:type="dxa"/>
-              <w:right w:w="120" w:type="dxa"/>
-            </w:tcMar>
-          </w:tcPr>
-          <w:p>
-            <w:r>
-              <w:rPr>
-                <w:sz w:val="20"/>
-                <w:szCs w:val="20"/>
-              </w:rPr>
-              <w:t>Credential stuffing on SSH / FTP</w:t>
+            <w:shd w:val="clear" w:color="auto" w:fill="EBF3FA"/>
+            <w:tcMar>
+              <w:top w:w="80" w:type="dxa"/>
+              <w:left w:w="120" w:type="dxa"/>
+              <w:bottom w:w="80" w:type="dxa"/>
+              <w:right w:w="120" w:type="dxa"/>
+            </w:tcMar>
+          </w:tcPr>
+          <w:p>
+            <w:r>
+              <w:rPr>
+                <w:sz w:val="20"/>
+                <w:szCs w:val="20"/>
+              </w:rPr>
+              <w:t>XSS, SQL Injection, Path Traversal</w:t>
             </w:r>
           </w:p>
         </w:tc>
       </w:tr>
       <w:tr>
-        <w:tblPrEx>
-          <w:tblCellMar>
-            <w:top w:w="0" w:type="dxa"/>
-            <w:bottom w:w="0" w:type="dxa"/>
-          </w:tblCellMar>
-        </w:tblPrEx>
-        <w:tc>
-          <w:tcPr>
-            <w:tcW w:w="2800" w:type="dxa"/>
-            <w:tcBorders>
-              <w:top w:val="single" w:sz="1" w:space="0" w:color="CCCCCC"/>
-              <w:left w:val="single" w:sz="1" w:space="0" w:color="CCCCCC"/>
-              <w:bottom w:val="single" w:sz="1" w:space="0" w:color="CCCCCC"/>
-              <w:right w:val="single" w:sz="1" w:space="0" w:color="CCCCCC"/>
-            </w:tcBorders>
-            <w:shd w:val="clear" w:color="auto" w:fill="EBF3FA"/>
-            <w:tcMar>
-              <w:top w:w="80" w:type="dxa"/>
-              <w:left w:w="120" w:type="dxa"/>
-              <w:bottom w:w="80" w:type="dxa"/>
-              <w:right w:w="120" w:type="dxa"/>
-            </w:tcMar>
-          </w:tcPr>
-          <w:p>
-            <w:r>
-              <w:rPr>
-                <w:sz w:val="20"/>
-                <w:szCs w:val="20"/>
-              </w:rPr>
-              <w:t>Web Attacks</w:t>
-            </w:r>
-          </w:p>
-        </w:tc>
-        <w:tc>
-          <w:tcPr>
-            <w:tcW w:w="2000" w:type="dxa"/>
-            <w:tcBorders>
-              <w:top w:val="single" w:sz="1" w:space="0" w:color="CCCCCC"/>
-              <w:left w:val="single" w:sz="1" w:space="0" w:color="CCCCCC"/>
-              <w:bottom w:val="single" w:sz="1" w:space="0" w:color="CCCCCC"/>
-              <w:right w:val="single" w:sz="1" w:space="0" w:color="CCCCCC"/>
-            </w:tcBorders>
-            <w:shd w:val="clear" w:color="auto" w:fill="EBF3FA"/>
-            <w:tcMar>
-              <w:top w:w="80" w:type="dxa"/>
-              <w:left w:w="120" w:type="dxa"/>
-              <w:bottom w:w="80" w:type="dxa"/>
-              <w:right w:w="120" w:type="dxa"/>
-            </w:tcMar>
-          </w:tcPr>
-          <w:p>
-            <w:pPr>
-              <w:jc w:val="center"/>
-            </w:pPr>
-            <w:r>
-              <w:rPr>
-                <w:sz w:val="20"/>
-                <w:szCs w:val="20"/>
-              </w:rPr>
-              <w:t>2,180</w:t>
-            </w:r>
-          </w:p>
-        </w:tc>
-        <w:tc>
-          <w:tcPr>
-            <w:tcW w:w="4560" w:type="dxa"/>
-            <w:tcBorders>
-              <w:top w:val="single" w:sz="1" w:space="0" w:color="CCCCCC"/>
-              <w:left w:val="single" w:sz="1" w:space="0" w:color="CCCCCC"/>
-              <w:bottom w:val="single" w:sz="1" w:space="0" w:color="CCCCCC"/>
-              <w:right w:val="single" w:sz="1" w:space="0" w:color="CCCCCC"/>
-            </w:tcBorders>
-            <w:shd w:val="clear" w:color="auto" w:fill="EBF3FA"/>
-            <w:tcMar>
-              <w:top w:w="80" w:type="dxa"/>
-              <w:left w:w="120" w:type="dxa"/>
-              <w:bottom w:w="80" w:type="dxa"/>
-              <w:right w:w="120" w:type="dxa"/>
-            </w:tcMar>
-          </w:tcPr>
-          <w:p>
-            <w:r>
-              <w:rPr>
-                <w:sz w:val="20"/>
-                <w:szCs w:val="20"/>
-              </w:rPr>
-              <w:t>XSS, SQL Injection, Path Traversal</w:t>
-            </w:r>
-          </w:p>
-        </w:tc>
-      </w:tr>
-      <w:tr>
-        <w:tblPrEx>
-          <w:tblCellMar>
-            <w:top w:w="0" w:type="dxa"/>
-            <w:bottom w:w="0" w:type="dxa"/>
-          </w:tblCellMar>
-        </w:tblPrEx>
         <w:tc>
           <w:tcPr>
             <w:tcW w:w="2800" w:type="dxa"/>
@@ -1593,10 +1475,7 @@
       </w:r>
       <w:proofErr w:type="spellEnd"/>
       <w:r>
-        <w:t>, an exploratory analysis was conducted to understand class distribution, feature correlations, and potential data quality issues. This mirrors a security analyst'</w:t>
-      </w:r>
-      <w:r>
-        <w:t>s process of reviewing SIEM logs before building detection rules.</w:t>
+        <w:t>, an exploratory analysis was conducted to understand class distribution, feature correlations, and potential data quality issues. This mirrors a security analyst's process of reviewing SIEM logs before building detection rules.</w:t>
       </w:r>
     </w:p>
     <w:p>
@@ -1644,12 +1523,6 @@
         <w:gridCol w:w="3985"/>
       </w:tblGrid>
       <w:tr>
-        <w:tblPrEx>
-          <w:tblCellMar>
-            <w:top w:w="0" w:type="dxa"/>
-            <w:bottom w:w="0" w:type="dxa"/>
-          </w:tblCellMar>
-        </w:tblPrEx>
         <w:trPr>
           <w:tblHeader/>
         </w:trPr>
@@ -1787,12 +1660,6 @@
         </w:tc>
       </w:tr>
       <w:tr>
-        <w:tblPrEx>
-          <w:tblCellMar>
-            <w:top w:w="0" w:type="dxa"/>
-            <w:bottom w:w="0" w:type="dxa"/>
-          </w:tblCellMar>
-        </w:tblPrEx>
         <w:tc>
           <w:tcPr>
             <w:tcW w:w="2500" w:type="dxa"/>
@@ -1913,12 +1780,6 @@
         </w:tc>
       </w:tr>
       <w:tr>
-        <w:tblPrEx>
-          <w:tblCellMar>
-            <w:top w:w="0" w:type="dxa"/>
-            <w:bottom w:w="0" w:type="dxa"/>
-          </w:tblCellMar>
-        </w:tblPrEx>
         <w:tc>
           <w:tcPr>
             <w:tcW w:w="2500" w:type="dxa"/>
@@ -2170,10 +2031,7 @@
       </w:r>
       <w:proofErr w:type="spellEnd"/>
       <w:r>
-        <w:t>/s (caused by zero-</w:t>
-      </w:r>
-      <w:r>
-        <w:t>duration flows) were replaced with the column maximum after imputation.</w:t>
+        <w:t>/s (caused by zero-duration flows) were replaced with the column maximum after imputation.</w:t>
       </w:r>
     </w:p>
     <w:p>
@@ -2246,10 +2104,7 @@
         <w:spacing w:before="60" w:after="60"/>
       </w:pPr>
       <w:r>
-        <w:t>Encoding Categorical Features: The Protocol column (TCP, UDP, ICMP) was label-encoded into integ</w:t>
-      </w:r>
-      <w:r>
-        <w:t>er indices.</w:t>
+        <w:t>Encoding Categorical Features: The Protocol column (TCP, UDP, ICMP) was label-encoded into integer indices.</w:t>
       </w:r>
     </w:p>
     <w:p>
@@ -2283,10 +2138,7 @@
         <w:spacing w:before="60" w:after="60"/>
       </w:pPr>
       <w:r>
-        <w:t xml:space="preserve">Data Splitting: An 80/20 stratified split was applied </w:t>
-      </w:r>
-      <w:r>
-        <w:t>— 101,544 samples for training and 25,387 for testing — preserving class proportions in both sets.</w:t>
+        <w:t>Data Splitting: An 80/20 stratified split was applied — 101,544 samples for training and 25,387 for testing — preserving class proportions in both sets.</w:t>
       </w:r>
     </w:p>
     <w:p>
@@ -2315,12 +2167,6 @@
         <w:gridCol w:w="9100"/>
       </w:tblGrid>
       <w:tr>
-        <w:tblPrEx>
-          <w:tblCellMar>
-            <w:top w:w="0" w:type="dxa"/>
-            <w:bottom w:w="0" w:type="dxa"/>
-          </w:tblCellMar>
-        </w:tblPrEx>
         <w:tc>
           <w:tcPr>
             <w:tcW w:w="9100" w:type="dxa"/>
@@ -2346,12 +2192,6 @@
         </w:tc>
       </w:tr>
       <w:tr>
-        <w:tblPrEx>
-          <w:tblCellMar>
-            <w:top w:w="0" w:type="dxa"/>
-            <w:bottom w:w="0" w:type="dxa"/>
-          </w:tblCellMar>
-        </w:tblPrEx>
         <w:tc>
           <w:tcPr>
             <w:tcW w:w="9100" w:type="dxa"/>
@@ -2397,12 +2237,6 @@
         </w:tc>
       </w:tr>
       <w:tr>
-        <w:tblPrEx>
-          <w:tblCellMar>
-            <w:top w:w="0" w:type="dxa"/>
-            <w:bottom w:w="0" w:type="dxa"/>
-          </w:tblCellMar>
-        </w:tblPrEx>
         <w:tc>
           <w:tcPr>
             <w:tcW w:w="9100" w:type="dxa"/>
@@ -2474,28 +2308,13 @@
                 <w:sz w:val="18"/>
                 <w:szCs w:val="18"/>
               </w:rPr>
-              <w:t>StandardSc</w:t>
-            </w:r>
-            <w:r>
-              <w:rPr>
-                <w:rFonts w:ascii="Courier New" w:eastAsia="Courier New" w:hAnsi="Courier New" w:cs="Courier New"/>
-                <w:color w:val="D4D4D4"/>
-                <w:sz w:val="18"/>
-                <w:szCs w:val="18"/>
-              </w:rPr>
-              <w:t>aler</w:t>
+              <w:t>StandardScaler</w:t>
             </w:r>
             <w:proofErr w:type="spellEnd"/>
           </w:p>
         </w:tc>
       </w:tr>
       <w:tr>
-        <w:tblPrEx>
-          <w:tblCellMar>
-            <w:top w:w="0" w:type="dxa"/>
-            <w:bottom w:w="0" w:type="dxa"/>
-          </w:tblCellMar>
-        </w:tblPrEx>
         <w:tc>
           <w:tcPr>
             <w:tcW w:w="9100" w:type="dxa"/>
@@ -2563,12 +2382,6 @@
         </w:tc>
       </w:tr>
       <w:tr>
-        <w:tblPrEx>
-          <w:tblCellMar>
-            <w:top w:w="0" w:type="dxa"/>
-            <w:bottom w:w="0" w:type="dxa"/>
-          </w:tblCellMar>
-        </w:tblPrEx>
         <w:tc>
           <w:tcPr>
             <w:tcW w:w="9100" w:type="dxa"/>
@@ -2584,12 +2397,6 @@
         </w:tc>
       </w:tr>
       <w:tr>
-        <w:tblPrEx>
-          <w:tblCellMar>
-            <w:top w:w="0" w:type="dxa"/>
-            <w:bottom w:w="0" w:type="dxa"/>
-          </w:tblCellMar>
-        </w:tblPrEx>
         <w:tc>
           <w:tcPr>
             <w:tcW w:w="9100" w:type="dxa"/>
@@ -2646,12 +2453,6 @@
         </w:tc>
       </w:tr>
       <w:tr>
-        <w:tblPrEx>
-          <w:tblCellMar>
-            <w:top w:w="0" w:type="dxa"/>
-            <w:bottom w:w="0" w:type="dxa"/>
-          </w:tblCellMar>
-        </w:tblPrEx>
         <w:tc>
           <w:tcPr>
             <w:tcW w:w="9100" w:type="dxa"/>
@@ -2730,12 +2531,6 @@
         </w:tc>
       </w:tr>
       <w:tr>
-        <w:tblPrEx>
-          <w:tblCellMar>
-            <w:top w:w="0" w:type="dxa"/>
-            <w:bottom w:w="0" w:type="dxa"/>
-          </w:tblCellMar>
-        </w:tblPrEx>
         <w:tc>
           <w:tcPr>
             <w:tcW w:w="9100" w:type="dxa"/>
@@ -2834,12 +2629,6 @@
         </w:tc>
       </w:tr>
       <w:tr>
-        <w:tblPrEx>
-          <w:tblCellMar>
-            <w:top w:w="0" w:type="dxa"/>
-            <w:bottom w:w="0" w:type="dxa"/>
-          </w:tblCellMar>
-        </w:tblPrEx>
         <w:tc>
           <w:tcPr>
             <w:tcW w:w="9100" w:type="dxa"/>
@@ -2855,12 +2644,6 @@
         </w:tc>
       </w:tr>
       <w:tr>
-        <w:tblPrEx>
-          <w:tblCellMar>
-            <w:top w:w="0" w:type="dxa"/>
-            <w:bottom w:w="0" w:type="dxa"/>
-          </w:tblCellMar>
-        </w:tblPrEx>
         <w:tc>
           <w:tcPr>
             <w:tcW w:w="9100" w:type="dxa"/>
@@ -2886,12 +2669,6 @@
         </w:tc>
       </w:tr>
       <w:tr>
-        <w:tblPrEx>
-          <w:tblCellMar>
-            <w:top w:w="0" w:type="dxa"/>
-            <w:bottom w:w="0" w:type="dxa"/>
-          </w:tblCellMar>
-        </w:tblPrEx>
         <w:tc>
           <w:tcPr>
             <w:tcW w:w="9100" w:type="dxa"/>
@@ -2948,12 +2725,6 @@
         </w:tc>
       </w:tr>
       <w:tr>
-        <w:tblPrEx>
-          <w:tblCellMar>
-            <w:top w:w="0" w:type="dxa"/>
-            <w:bottom w:w="0" w:type="dxa"/>
-          </w:tblCellMar>
-        </w:tblPrEx>
         <w:tc>
           <w:tcPr>
             <w:tcW w:w="9100" w:type="dxa"/>
@@ -3030,12 +2801,6 @@
         </w:tc>
       </w:tr>
       <w:tr>
-        <w:tblPrEx>
-          <w:tblCellMar>
-            <w:top w:w="0" w:type="dxa"/>
-            <w:bottom w:w="0" w:type="dxa"/>
-          </w:tblCellMar>
-        </w:tblPrEx>
         <w:tc>
           <w:tcPr>
             <w:tcW w:w="9100" w:type="dxa"/>
@@ -3051,12 +2816,6 @@
         </w:tc>
       </w:tr>
       <w:tr>
-        <w:tblPrEx>
-          <w:tblCellMar>
-            <w:top w:w="0" w:type="dxa"/>
-            <w:bottom w:w="0" w:type="dxa"/>
-          </w:tblCellMar>
-        </w:tblPrEx>
         <w:tc>
           <w:tcPr>
             <w:tcW w:w="9100" w:type="dxa"/>
@@ -3104,12 +2863,6 @@
         </w:tc>
       </w:tr>
       <w:tr>
-        <w:tblPrEx>
-          <w:tblCellMar>
-            <w:top w:w="0" w:type="dxa"/>
-            <w:bottom w:w="0" w:type="dxa"/>
-          </w:tblCellMar>
-        </w:tblPrEx>
         <w:tc>
           <w:tcPr>
             <w:tcW w:w="9100" w:type="dxa"/>
@@ -3175,12 +2928,6 @@
         </w:tc>
       </w:tr>
       <w:tr>
-        <w:tblPrEx>
-          <w:tblCellMar>
-            <w:top w:w="0" w:type="dxa"/>
-            <w:bottom w:w="0" w:type="dxa"/>
-          </w:tblCellMar>
-        </w:tblPrEx>
         <w:tc>
           <w:tcPr>
             <w:tcW w:w="9100" w:type="dxa"/>
@@ -3196,12 +2943,6 @@
         </w:tc>
       </w:tr>
       <w:tr>
-        <w:tblPrEx>
-          <w:tblCellMar>
-            <w:top w:w="0" w:type="dxa"/>
-            <w:bottom w:w="0" w:type="dxa"/>
-          </w:tblCellMar>
-        </w:tblPrEx>
         <w:tc>
           <w:tcPr>
             <w:tcW w:w="9100" w:type="dxa"/>
@@ -3258,12 +2999,6 @@
         </w:tc>
       </w:tr>
       <w:tr>
-        <w:tblPrEx>
-          <w:tblCellMar>
-            <w:top w:w="0" w:type="dxa"/>
-            <w:bottom w:w="0" w:type="dxa"/>
-          </w:tblCellMar>
-        </w:tblPrEx>
         <w:tc>
           <w:tcPr>
             <w:tcW w:w="9100" w:type="dxa"/>
@@ -3320,12 +3055,6 @@
         </w:tc>
       </w:tr>
       <w:tr>
-        <w:tblPrEx>
-          <w:tblCellMar>
-            <w:top w:w="0" w:type="dxa"/>
-            <w:bottom w:w="0" w:type="dxa"/>
-          </w:tblCellMar>
-        </w:tblPrEx>
         <w:tc>
           <w:tcPr>
             <w:tcW w:w="9100" w:type="dxa"/>
@@ -3341,12 +3070,6 @@
         </w:tc>
       </w:tr>
       <w:tr>
-        <w:tblPrEx>
-          <w:tblCellMar>
-            <w:top w:w="0" w:type="dxa"/>
-            <w:bottom w:w="0" w:type="dxa"/>
-          </w:tblCellMar>
-        </w:tblPrEx>
         <w:tc>
           <w:tcPr>
             <w:tcW w:w="9100" w:type="dxa"/>
@@ -3372,12 +3095,6 @@
         </w:tc>
       </w:tr>
       <w:tr>
-        <w:tblPrEx>
-          <w:tblCellMar>
-            <w:top w:w="0" w:type="dxa"/>
-            <w:bottom w:w="0" w:type="dxa"/>
-          </w:tblCellMar>
-        </w:tblPrEx>
         <w:tc>
           <w:tcPr>
             <w:tcW w:w="9100" w:type="dxa"/>
@@ -3505,12 +3222,6 @@
         </w:tc>
       </w:tr>
       <w:tr>
-        <w:tblPrEx>
-          <w:tblCellMar>
-            <w:top w:w="0" w:type="dxa"/>
-            <w:bottom w:w="0" w:type="dxa"/>
-          </w:tblCellMar>
-        </w:tblPrEx>
         <w:tc>
           <w:tcPr>
             <w:tcW w:w="9100" w:type="dxa"/>
@@ -3609,17 +3320,7 @@
           <w:sz w:val="20"/>
           <w:szCs w:val="20"/>
         </w:rPr>
-        <w:t>Code Sni</w:t>
-      </w:r>
-      <w:r>
-        <w:rPr>
-          <w:i/>
-          <w:iCs/>
-          <w:color w:val="555555"/>
-          <w:sz w:val="20"/>
-          <w:szCs w:val="20"/>
-        </w:rPr>
-        <w:t xml:space="preserve">ppet 1: Data Loading, </w:t>
+        <w:t xml:space="preserve">Code Snippet 1: Data Loading, </w:t>
       </w:r>
       <w:proofErr w:type="spellStart"/>
       <w:r>
@@ -3689,10 +3390,7 @@
         <w:spacing w:before="60" w:after="60"/>
       </w:pPr>
       <w:r>
-        <w:t>Gradient boosting sequentially builds shallow trees, where each new tree corrects residual errors of the previous ensemble — this is particularly effective in network intrusion detection where attack signatures are subtle deviations in multiple features si</w:t>
-      </w:r>
-      <w:r>
-        <w:t>multaneously.</w:t>
+        <w:t>Gradient boosting sequentially builds shallow trees, where each new tree corrects residual errors of the previous ensemble — this is particularly effective in network intrusion detection where attack signatures are subtle deviations in multiple features simultaneously.</w:t>
       </w:r>
     </w:p>
     <w:p>
@@ -3734,10 +3432,7 @@
         <w:spacing w:before="60" w:after="60"/>
       </w:pPr>
       <w:r>
-        <w:t>GBC produces calibrated probability scor</w:t>
-      </w:r>
-      <w:r>
-        <w:t xml:space="preserve">es, enabling a </w:t>
+        <w:t xml:space="preserve">GBC produces calibrated probability scores, enabling a </w:t>
       </w:r>
       <w:proofErr w:type="spellStart"/>
       <w:r>
@@ -3787,12 +3482,6 @@
         <w:gridCol w:w="9100"/>
       </w:tblGrid>
       <w:tr>
-        <w:tblPrEx>
-          <w:tblCellMar>
-            <w:top w:w="0" w:type="dxa"/>
-            <w:bottom w:w="0" w:type="dxa"/>
-          </w:tblCellMar>
-        </w:tblPrEx>
         <w:tc>
           <w:tcPr>
             <w:tcW w:w="9100" w:type="dxa"/>
@@ -3812,27 +3501,12 @@
                 <w:sz w:val="18"/>
                 <w:szCs w:val="18"/>
               </w:rPr>
-              <w:t># ── Mo</w:t>
-            </w:r>
-            <w:r>
-              <w:rPr>
-                <w:rFonts w:ascii="Courier New" w:eastAsia="Courier New" w:hAnsi="Courier New" w:cs="Courier New"/>
-                <w:color w:val="D4D4D4"/>
-                <w:sz w:val="18"/>
-                <w:szCs w:val="18"/>
-              </w:rPr>
-              <w:t>del Training ──────────────────────────────────────────</w:t>
+              <w:t># ── Model Training ──────────────────────────────────────────</w:t>
             </w:r>
           </w:p>
         </w:tc>
       </w:tr>
       <w:tr>
-        <w:tblPrEx>
-          <w:tblCellMar>
-            <w:top w:w="0" w:type="dxa"/>
-            <w:bottom w:w="0" w:type="dxa"/>
-          </w:tblCellMar>
-        </w:tblPrEx>
         <w:tc>
           <w:tcPr>
             <w:tcW w:w="9100" w:type="dxa"/>
@@ -3891,12 +3565,6 @@
         </w:tc>
       </w:tr>
       <w:tr>
-        <w:tblPrEx>
-          <w:tblCellMar>
-            <w:top w:w="0" w:type="dxa"/>
-            <w:bottom w:w="0" w:type="dxa"/>
-          </w:tblCellMar>
-        </w:tblPrEx>
         <w:tc>
           <w:tcPr>
             <w:tcW w:w="9100" w:type="dxa"/>
@@ -3975,12 +3643,6 @@
         </w:tc>
       </w:tr>
       <w:tr>
-        <w:tblPrEx>
-          <w:tblCellMar>
-            <w:top w:w="0" w:type="dxa"/>
-            <w:bottom w:w="0" w:type="dxa"/>
-          </w:tblCellMar>
-        </w:tblPrEx>
         <w:tc>
           <w:tcPr>
             <w:tcW w:w="9100" w:type="dxa"/>
@@ -4039,12 +3701,6 @@
         </w:tc>
       </w:tr>
       <w:tr>
-        <w:tblPrEx>
-          <w:tblCellMar>
-            <w:top w:w="0" w:type="dxa"/>
-            <w:bottom w:w="0" w:type="dxa"/>
-          </w:tblCellMar>
-        </w:tblPrEx>
         <w:tc>
           <w:tcPr>
             <w:tcW w:w="9100" w:type="dxa"/>
@@ -4060,12 +3716,6 @@
         </w:tc>
       </w:tr>
       <w:tr>
-        <w:tblPrEx>
-          <w:tblCellMar>
-            <w:top w:w="0" w:type="dxa"/>
-            <w:bottom w:w="0" w:type="dxa"/>
-          </w:tblCellMar>
-        </w:tblPrEx>
         <w:tc>
           <w:tcPr>
             <w:tcW w:w="9100" w:type="dxa"/>
@@ -4124,12 +3774,6 @@
         </w:tc>
       </w:tr>
       <w:tr>
-        <w:tblPrEx>
-          <w:tblCellMar>
-            <w:top w:w="0" w:type="dxa"/>
-            <w:bottom w:w="0" w:type="dxa"/>
-          </w:tblCellMar>
-        </w:tblPrEx>
         <w:tc>
           <w:tcPr>
             <w:tcW w:w="9100" w:type="dxa"/>
@@ -4195,12 +3839,6 @@
         </w:tc>
       </w:tr>
       <w:tr>
-        <w:tblPrEx>
-          <w:tblCellMar>
-            <w:top w:w="0" w:type="dxa"/>
-            <w:bottom w:w="0" w:type="dxa"/>
-          </w:tblCellMar>
-        </w:tblPrEx>
         <w:tc>
           <w:tcPr>
             <w:tcW w:w="9100" w:type="dxa"/>
@@ -4266,12 +3904,6 @@
         </w:tc>
       </w:tr>
       <w:tr>
-        <w:tblPrEx>
-          <w:tblCellMar>
-            <w:top w:w="0" w:type="dxa"/>
-            <w:bottom w:w="0" w:type="dxa"/>
-          </w:tblCellMar>
-        </w:tblPrEx>
         <w:tc>
           <w:tcPr>
             <w:tcW w:w="9100" w:type="dxa"/>
@@ -4337,12 +3969,6 @@
         </w:tc>
       </w:tr>
       <w:tr>
-        <w:tblPrEx>
-          <w:tblCellMar>
-            <w:top w:w="0" w:type="dxa"/>
-            <w:bottom w:w="0" w:type="dxa"/>
-          </w:tblCellMar>
-        </w:tblPrEx>
         <w:tc>
           <w:tcPr>
             <w:tcW w:w="9100" w:type="dxa"/>
@@ -4362,27 +3988,12 @@
                 <w:sz w:val="18"/>
                 <w:szCs w:val="18"/>
               </w:rPr>
-              <w:t xml:space="preserve">    subsample      = 0.8,    # </w:t>
-            </w:r>
-            <w:r>
-              <w:rPr>
-                <w:rFonts w:ascii="Courier New" w:eastAsia="Courier New" w:hAnsi="Courier New" w:cs="Courier New"/>
-                <w:color w:val="D4D4D4"/>
-                <w:sz w:val="18"/>
-                <w:szCs w:val="18"/>
-              </w:rPr>
-              <w:t>stochastic boosting for robustness</w:t>
+              <w:t xml:space="preserve">    subsample      = 0.8,    # stochastic boosting for robustness</w:t>
             </w:r>
           </w:p>
         </w:tc>
       </w:tr>
       <w:tr>
-        <w:tblPrEx>
-          <w:tblCellMar>
-            <w:top w:w="0" w:type="dxa"/>
-            <w:bottom w:w="0" w:type="dxa"/>
-          </w:tblCellMar>
-        </w:tblPrEx>
         <w:tc>
           <w:tcPr>
             <w:tcW w:w="9100" w:type="dxa"/>
@@ -4428,12 +4039,6 @@
         </w:tc>
       </w:tr>
       <w:tr>
-        <w:tblPrEx>
-          <w:tblCellMar>
-            <w:top w:w="0" w:type="dxa"/>
-            <w:bottom w:w="0" w:type="dxa"/>
-          </w:tblCellMar>
-        </w:tblPrEx>
         <w:tc>
           <w:tcPr>
             <w:tcW w:w="9100" w:type="dxa"/>
@@ -4459,12 +4064,6 @@
         </w:tc>
       </w:tr>
       <w:tr>
-        <w:tblPrEx>
-          <w:tblCellMar>
-            <w:top w:w="0" w:type="dxa"/>
-            <w:bottom w:w="0" w:type="dxa"/>
-          </w:tblCellMar>
-        </w:tblPrEx>
         <w:tc>
           <w:tcPr>
             <w:tcW w:w="9100" w:type="dxa"/>
@@ -4543,12 +4142,6 @@
         </w:tc>
       </w:tr>
       <w:tr>
-        <w:tblPrEx>
-          <w:tblCellMar>
-            <w:top w:w="0" w:type="dxa"/>
-            <w:bottom w:w="0" w:type="dxa"/>
-          </w:tblCellMar>
-        </w:tblPrEx>
         <w:tc>
           <w:tcPr>
             <w:tcW w:w="9100" w:type="dxa"/>
@@ -4564,12 +4157,6 @@
         </w:tc>
       </w:tr>
       <w:tr>
-        <w:tblPrEx>
-          <w:tblCellMar>
-            <w:top w:w="0" w:type="dxa"/>
-            <w:bottom w:w="0" w:type="dxa"/>
-          </w:tblCellMar>
-        </w:tblPrEx>
         <w:tc>
           <w:tcPr>
             <w:tcW w:w="9100" w:type="dxa"/>
@@ -4648,12 +4235,6 @@
         </w:tc>
       </w:tr>
       <w:tr>
-        <w:tblPrEx>
-          <w:tblCellMar>
-            <w:top w:w="0" w:type="dxa"/>
-            <w:bottom w:w="0" w:type="dxa"/>
-          </w:tblCellMar>
-        </w:tblPrEx>
         <w:tc>
           <w:tcPr>
             <w:tcW w:w="9100" w:type="dxa"/>
@@ -4750,12 +4331,6 @@
         </w:tc>
       </w:tr>
       <w:tr>
-        <w:tblPrEx>
-          <w:tblCellMar>
-            <w:top w:w="0" w:type="dxa"/>
-            <w:bottom w:w="0" w:type="dxa"/>
-          </w:tblCellMar>
-        </w:tblPrEx>
         <w:tc>
           <w:tcPr>
             <w:tcW w:w="9100" w:type="dxa"/>
@@ -4843,12 +4418,6 @@
         </w:tc>
       </w:tr>
       <w:tr>
-        <w:tblPrEx>
-          <w:tblCellMar>
-            <w:top w:w="0" w:type="dxa"/>
-            <w:bottom w:w="0" w:type="dxa"/>
-          </w:tblCellMar>
-        </w:tblPrEx>
         <w:tc>
           <w:tcPr>
             <w:tcW w:w="9100" w:type="dxa"/>
@@ -4952,10 +4521,7 @@
         <w:jc w:val="both"/>
       </w:pPr>
       <w:r>
-        <w:t>The trained Gradient Boosting model was evaluated on the held-out test set (25,387 s</w:t>
-      </w:r>
-      <w:r>
-        <w:t>amples). The results demonstrate strong performance across all critical security metrics:</w:t>
+        <w:t>The trained Gradient Boosting model was evaluated on the held-out test set (25,387 samples). The results demonstrate strong performance across all critical security metrics:</w:t>
       </w:r>
     </w:p>
     <w:p>
@@ -4988,12 +4554,6 @@
         <w:gridCol w:w="1940"/>
       </w:tblGrid>
       <w:tr>
-        <w:tblPrEx>
-          <w:tblCellMar>
-            <w:top w:w="0" w:type="dxa"/>
-            <w:bottom w:w="0" w:type="dxa"/>
-          </w:tblCellMar>
-        </w:tblPrEx>
         <w:trPr>
           <w:tblHeader/>
         </w:trPr>
@@ -5165,12 +4725,6 @@
         </w:tc>
       </w:tr>
       <w:tr>
-        <w:tblPrEx>
-          <w:tblCellMar>
-            <w:top w:w="0" w:type="dxa"/>
-            <w:bottom w:w="0" w:type="dxa"/>
-          </w:tblCellMar>
-        </w:tblPrEx>
         <w:tc>
           <w:tcPr>
             <w:tcW w:w="2200" w:type="dxa"/>
@@ -5323,12 +4877,6 @@
         </w:tc>
       </w:tr>
       <w:tr>
-        <w:tblPrEx>
-          <w:tblCellMar>
-            <w:top w:w="0" w:type="dxa"/>
-            <w:bottom w:w="0" w:type="dxa"/>
-          </w:tblCellMar>
-        </w:tblPrEx>
         <w:tc>
           <w:tcPr>
             <w:tcW w:w="2200" w:type="dxa"/>
@@ -5481,12 +5029,6 @@
         </w:tc>
       </w:tr>
       <w:tr>
-        <w:tblPrEx>
-          <w:tblCellMar>
-            <w:top w:w="0" w:type="dxa"/>
-            <w:bottom w:w="0" w:type="dxa"/>
-          </w:tblCellMar>
-        </w:tblPrEx>
         <w:tc>
           <w:tcPr>
             <w:tcW w:w="2200" w:type="dxa"/>
@@ -5639,12 +5181,6 @@
         </w:tc>
       </w:tr>
       <w:tr>
-        <w:tblPrEx>
-          <w:tblCellMar>
-            <w:top w:w="0" w:type="dxa"/>
-            <w:bottom w:w="0" w:type="dxa"/>
-          </w:tblCellMar>
-        </w:tblPrEx>
         <w:tc>
           <w:tcPr>
             <w:tcW w:w="2200" w:type="dxa"/>
@@ -5887,12 +5423,6 @@
         <w:gridCol w:w="2200"/>
       </w:tblGrid>
       <w:tr>
-        <w:tblPrEx>
-          <w:tblCellMar>
-            <w:top w:w="0" w:type="dxa"/>
-            <w:bottom w:w="0" w:type="dxa"/>
-          </w:tblCellMar>
-        </w:tblPrEx>
         <w:tc>
           <w:tcPr>
             <w:tcW w:w="2200" w:type="dxa"/>
@@ -5977,12 +5507,6 @@
         </w:tc>
       </w:tr>
       <w:tr>
-        <w:tblPrEx>
-          <w:tblCellMar>
-            <w:top w:w="0" w:type="dxa"/>
-            <w:bottom w:w="0" w:type="dxa"/>
-          </w:tblCellMar>
-        </w:tblPrEx>
         <w:tc>
           <w:tcPr>
             <w:tcW w:w="2200" w:type="dxa"/>
@@ -6097,12 +5621,6 @@
         </w:tc>
       </w:tr>
       <w:tr>
-        <w:tblPrEx>
-          <w:tblCellMar>
-            <w:top w:w="0" w:type="dxa"/>
-            <w:bottom w:w="0" w:type="dxa"/>
-          </w:tblCellMar>
-        </w:tblPrEx>
         <w:tc>
           <w:tcPr>
             <w:tcW w:w="2200" w:type="dxa"/>
@@ -6239,12 +5757,6 @@
         </w:tc>
       </w:tr>
       <w:tr>
-        <w:tblPrEx>
-          <w:tblCellMar>
-            <w:top w:w="0" w:type="dxa"/>
-            <w:bottom w:w="0" w:type="dxa"/>
-          </w:tblCellMar>
-        </w:tblPrEx>
         <w:tc>
           <w:tcPr>
             <w:tcW w:w="0" w:type="auto"/>
@@ -6438,10 +5950,7 @@
         <w:jc w:val="both"/>
       </w:pPr>
       <w:r>
-        <w:t>A core advantage of gradient boosting is interpretability via fe</w:t>
-      </w:r>
-      <w:r>
-        <w:t>ature importance scores. The top eight features driving the model's decisions are visualized below:</w:t>
+        <w:t>A core advantage of gradient boosting is interpretability via feature importance scores. The top eight features driving the model's decisions are visualized below:</w:t>
       </w:r>
     </w:p>
     <w:p>
@@ -6510,12 +6019,6 @@
         <w:gridCol w:w="4160"/>
       </w:tblGrid>
       <w:tr>
-        <w:tblPrEx>
-          <w:tblCellMar>
-            <w:top w:w="0" w:type="dxa"/>
-            <w:bottom w:w="0" w:type="dxa"/>
-          </w:tblCellMar>
-        </w:tblPrEx>
         <w:trPr>
           <w:tblHeader/>
         </w:trPr>
@@ -6620,12 +6123,6 @@
         </w:tc>
       </w:tr>
       <w:tr>
-        <w:tblPrEx>
-          <w:tblCellMar>
-            <w:top w:w="0" w:type="dxa"/>
-            <w:bottom w:w="0" w:type="dxa"/>
-          </w:tblCellMar>
-        </w:tblPrEx>
         <w:tc>
           <w:tcPr>
             <w:tcW w:w="3200" w:type="dxa"/>
@@ -6717,12 +6214,6 @@
         </w:tc>
       </w:tr>
       <w:tr>
-        <w:tblPrEx>
-          <w:tblCellMar>
-            <w:top w:w="0" w:type="dxa"/>
-            <w:bottom w:w="0" w:type="dxa"/>
-          </w:tblCellMar>
-        </w:tblPrEx>
         <w:tc>
           <w:tcPr>
             <w:tcW w:w="3200" w:type="dxa"/>
@@ -6814,12 +6305,6 @@
         </w:tc>
       </w:tr>
       <w:tr>
-        <w:tblPrEx>
-          <w:tblCellMar>
-            <w:top w:w="0" w:type="dxa"/>
-            <w:bottom w:w="0" w:type="dxa"/>
-          </w:tblCellMar>
-        </w:tblPrEx>
         <w:tc>
           <w:tcPr>
             <w:tcW w:w="3200" w:type="dxa"/>
@@ -6911,12 +6396,6 @@
         </w:tc>
       </w:tr>
       <w:tr>
-        <w:tblPrEx>
-          <w:tblCellMar>
-            <w:top w:w="0" w:type="dxa"/>
-            <w:bottom w:w="0" w:type="dxa"/>
-          </w:tblCellMar>
-        </w:tblPrEx>
         <w:tc>
           <w:tcPr>
             <w:tcW w:w="3200" w:type="dxa"/>
@@ -7008,12 +6487,6 @@
         </w:tc>
       </w:tr>
       <w:tr>
-        <w:tblPrEx>
-          <w:tblCellMar>
-            <w:top w:w="0" w:type="dxa"/>
-            <w:bottom w:w="0" w:type="dxa"/>
-          </w:tblCellMar>
-        </w:tblPrEx>
         <w:tc>
           <w:tcPr>
             <w:tcW w:w="3200" w:type="dxa"/>
@@ -7106,12 +6579,6 @@
         </w:tc>
       </w:tr>
       <w:tr>
-        <w:tblPrEx>
-          <w:tblCellMar>
-            <w:top w:w="0" w:type="dxa"/>
-            <w:bottom w:w="0" w:type="dxa"/>
-          </w:tblCellMar>
-        </w:tblPrEx>
         <w:tc>
           <w:tcPr>
             <w:tcW w:w="3200" w:type="dxa"/>
@@ -7203,12 +6670,6 @@
         </w:tc>
       </w:tr>
       <w:tr>
-        <w:tblPrEx>
-          <w:tblCellMar>
-            <w:top w:w="0" w:type="dxa"/>
-            <w:bottom w:w="0" w:type="dxa"/>
-          </w:tblCellMar>
-        </w:tblPrEx>
         <w:tc>
           <w:tcPr>
             <w:tcW w:w="3200" w:type="dxa"/>
@@ -7300,12 +6761,6 @@
         </w:tc>
       </w:tr>
       <w:tr>
-        <w:tblPrEx>
-          <w:tblCellMar>
-            <w:top w:w="0" w:type="dxa"/>
-            <w:bottom w:w="0" w:type="dxa"/>
-          </w:tblCellMar>
-        </w:tblPrEx>
         <w:tc>
           <w:tcPr>
             <w:tcW w:w="3200" w:type="dxa"/>
@@ -7492,10 +6947,7 @@
       </w:r>
       <w:proofErr w:type="spellEnd"/>
       <w:r>
-        <w:t xml:space="preserve"> (14.7%) aligns with known attack signatures: DDoS and flooding attac</w:t>
-      </w:r>
-      <w:r>
-        <w:t>ks generate disproportionately large payload volumes over short durations. Port scanning produces many short flows with minimal data transfer. This insight allows the security team to write more targeted firewall rules as a complementary hardening measure.</w:t>
+        <w:t xml:space="preserve"> (14.7%) aligns with known attack signatures: DDoS and flooding attacks generate disproportionately large payload volumes over short durations. Port scanning produces many short flows with minimal data transfer. This insight allows the security team to write more targeted firewall rules as a complementary hardening measure.</w:t>
       </w:r>
     </w:p>
     <w:p>
@@ -7586,10 +7038,7 @@
         <w:spacing w:before="60" w:after="60"/>
       </w:pPr>
       <w:r>
-        <w:t xml:space="preserve">The 2.9% miss rate on Web </w:t>
-      </w:r>
-      <w:r>
-        <w:t>Attacks (XSS, SQL Injection) suggests these attacks generate traffic patterns closer to legitimate web browsing. This is a known limitation: flow-level features do not capture payload content. Mitigation: complement with a Web Application Firewall (WAF).</w:t>
+        <w:t>The 2.9% miss rate on Web Attacks (XSS, SQL Injection) suggests these attacks generate traffic patterns closer to legitimate web browsing. This is a known limitation: flow-level features do not capture payload content. Mitigation: complement with a Web Application Firewall (WAF).</w:t>
       </w:r>
     </w:p>
     <w:p>
@@ -7623,10 +7072,7 @@
         <w:spacing w:before="60" w:after="60"/>
       </w:pPr>
       <w:r>
-        <w:t>Zero-day attacks with no historical precedent will not b</w:t>
-      </w:r>
-      <w:r>
-        <w:t>e reliably detected. An unsupervised anomaly detection layer (autoencoder or isolation forest) should be added for unknown threat categories.</w:t>
+        <w:t>Zero-day attacks with no historical precedent will not be reliably detected. An unsupervised anomaly detection layer (autoencoder or isolation forest) should be added for unknown threat categories.</w:t>
       </w:r>
     </w:p>
     <w:p>
@@ -7647,10 +7093,7 @@
       </w:r>
       <w:proofErr w:type="spellStart"/>
       <w:r>
-        <w:t>Sec</w:t>
-      </w:r>
-      <w:r>
-        <w:t>ureNet</w:t>
+        <w:t>SecureNet</w:t>
       </w:r>
       <w:proofErr w:type="spellEnd"/>
       <w:r>
@@ -7672,10 +7115,7 @@
       </w:r>
       <w:proofErr w:type="spellEnd"/>
       <w:r>
-        <w:t xml:space="preserve"> the CISO's mandate of augmenting the existing signature-based</w:t>
-      </w:r>
-      <w:r>
-        <w:t xml:space="preserve"> IDS with an adaptive, learning-based layer capable of detecting novel and multi-vector attacks. The model's interpretable feature importance scores provide the security team with actionable intelligence to further harden network </w:t>
+        <w:t xml:space="preserve"> the CISO's mandate of augmenting the existing signature-based IDS with an adaptive, learning-based layer capable of detecting novel and multi-vector attacks. The model's interpretable feature importance scores provide the security team with actionable intelligence to further harden network </w:t>
       </w:r>
       <w:proofErr w:type="spellStart"/>
       <w:r>
@@ -7695,10 +7135,7 @@
       </w:pPr>
       <w:r>
         <w:lastRenderedPageBreak/>
-        <w:t>4.1 Proposed Fut</w:t>
-      </w:r>
-      <w:r>
-        <w:t>ure Enhancements</w:t>
+        <w:t>4.1 Proposed Future Enhancements</w:t>
       </w:r>
     </w:p>
     <w:p>
@@ -7747,8 +7184,6 @@
       <w:r>
         <w:t>Autonomous Response and Monitoring: A primary goal is to implement a real-time monitoring dashboard featuring automated responses and a continuous learning mechanism for autonomous adaptation to new threats.</w:t>
       </w:r>
-      <w:bookmarkStart w:id="0" w:name="_GoBack"/>
-      <w:bookmarkEnd w:id="0"/>
     </w:p>
     <w:p>
       <w:pPr>
@@ -7768,10 +7203,7 @@
         <w:pStyle w:val="Heading1"/>
       </w:pPr>
       <w:r>
-        <w:t>R</w:t>
-      </w:r>
-      <w:r>
-        <w:t>eferences</w:t>
+        <w:t>References</w:t>
       </w:r>
     </w:p>
     <w:p>
@@ -7823,10 +7255,7 @@
       </w:r>
       <w:proofErr w:type="spellEnd"/>
       <w:r>
-        <w:t>-learn: M</w:t>
-      </w:r>
-      <w:r>
-        <w:t>achine Learning in Python. Journal of Machine Learning Research, 12, 2825-2830.</w:t>
+        <w:t>-learn: Machine Learning in Python. Journal of Machine Learning Research, 12, 2825-2830.</w:t>
       </w:r>
     </w:p>
     <w:p>
@@ -7860,10 +7289,7 @@
       </w:r>
       <w:proofErr w:type="spellEnd"/>
       <w:r>
-        <w:t>: A Scalable Tree Boosting Syst</w:t>
-      </w:r>
-      <w:r>
-        <w:t>em. Proceedings of KDD.</w:t>
+        <w:t>: A Scalable Tree Boosting System. Proceedings of KDD.</w:t>
       </w:r>
     </w:p>
     <w:p>
@@ -7901,7 +7327,10 @@
         <w:t>Repository Name:</w:t>
       </w:r>
       <w:r>
-        <w:t xml:space="preserve"> CLO4-IDS-GBC-Solution</w:t>
+        <w:t xml:space="preserve"> </w:t>
+      </w:r>
+      <w:r>
+        <w:t>https://github.com/Safi-ur-Rehman99/Is-assignments/tree/main/Assignment1</w:t>
       </w:r>
     </w:p>
     <w:p>
@@ -7909,27 +7338,8 @@
         <w:spacing w:before="80" w:after="120"/>
         <w:jc w:val="both"/>
       </w:pPr>
-      <w:r>
-        <w:rPr>
-          <w:b/>
-          <w:bCs/>
-        </w:rPr>
-        <w:t>Contents:</w:t>
-      </w:r>
-      <w:r>
-        <w:t xml:space="preserve"> </w:t>
-      </w:r>
-      <w:proofErr w:type="spellStart"/>
-      <w:r>
-        <w:t>Jupyter</w:t>
-      </w:r>
-      <w:proofErr w:type="spellEnd"/>
-      <w:r>
-        <w:t xml:space="preserve"> Notebook (IDS_GBC_CIC2017.ipynb)</w:t>
-      </w:r>
-      <w:r>
-        <w:t>, README.md with dataset setup, results summary, and instructions to reproduce experiments.</w:t>
-      </w:r>
+      <w:bookmarkStart w:id="0" w:name="_GoBack"/>
+      <w:bookmarkEnd w:id="0"/>
     </w:p>
     <w:sectPr>
       <w:headerReference w:type="default" r:id="rId7"/>
